--- a/Infos_Pratiques/Info_Pratique.docx
+++ b/Infos_Pratiques/Info_Pratique.docx
@@ -40,48 +40,55 @@
         <w:t xml:space="preserve"> Pratiques</w:t>
       </w:r>
     </w:p>
-    <w:p/>
-    <w:p>
-      <w:pPr>
-        <w:rPr>
-          <w:sz w:val="16"/>
-          <w:szCs w:val="16"/>
+    <w:p>
+      <w:pPr>
+        <w:rPr>
+          <w:sz w:val="20"/>
+          <w:szCs w:val="20"/>
+        </w:rPr>
+      </w:pPr>
+    </w:p>
+    <w:p>
+      <w:pPr>
+        <w:rPr>
+          <w:sz w:val="20"/>
+          <w:szCs w:val="20"/>
         </w:rPr>
       </w:pPr>
       <w:r>
         <w:rPr>
           <w:b/>
           <w:bCs/>
-          <w:sz w:val="16"/>
-          <w:szCs w:val="16"/>
+          <w:sz w:val="20"/>
+          <w:szCs w:val="20"/>
         </w:rPr>
         <w:t>Durée de la visite :</w:t>
       </w:r>
       <w:r>
         <w:rPr>
-          <w:sz w:val="16"/>
-          <w:szCs w:val="16"/>
+          <w:sz w:val="20"/>
+          <w:szCs w:val="20"/>
         </w:rPr>
         <w:t xml:space="preserve"> </w:t>
       </w:r>
       <w:r>
         <w:rPr>
-          <w:sz w:val="16"/>
-          <w:szCs w:val="16"/>
+          <w:sz w:val="20"/>
+          <w:szCs w:val="20"/>
         </w:rPr>
         <w:t xml:space="preserve">environ </w:t>
       </w:r>
       <w:r>
         <w:rPr>
-          <w:sz w:val="16"/>
-          <w:szCs w:val="16"/>
+          <w:sz w:val="20"/>
+          <w:szCs w:val="20"/>
         </w:rPr>
         <w:t>30 mn</w:t>
       </w:r>
       <w:r>
         <w:rPr>
-          <w:sz w:val="16"/>
-          <w:szCs w:val="16"/>
+          <w:sz w:val="20"/>
+          <w:szCs w:val="20"/>
         </w:rPr>
         <w:t>.</w:t>
       </w:r>
@@ -89,14 +96,14 @@
     <w:p>
       <w:pPr>
         <w:rPr>
-          <w:sz w:val="16"/>
-          <w:szCs w:val="16"/>
-        </w:rPr>
-      </w:pPr>
-      <w:r>
-        <w:rPr>
-          <w:sz w:val="16"/>
-          <w:szCs w:val="16"/>
+          <w:sz w:val="20"/>
+          <w:szCs w:val="20"/>
+        </w:rPr>
+      </w:pPr>
+      <w:r>
+        <w:rPr>
+          <w:sz w:val="20"/>
+          <w:szCs w:val="20"/>
         </w:rPr>
         <w:t>Une jauge pourra être appliquée pour des raisons de sécurité en fonction de l’affluence des visiteurs.</w:t>
       </w:r>
@@ -104,28 +111,28 @@
     <w:p>
       <w:pPr>
         <w:rPr>
-          <w:sz w:val="16"/>
-          <w:szCs w:val="16"/>
-        </w:rPr>
-      </w:pPr>
-      <w:r>
-        <w:rPr>
-          <w:sz w:val="16"/>
-          <w:szCs w:val="16"/>
+          <w:sz w:val="20"/>
+          <w:szCs w:val="20"/>
+        </w:rPr>
+      </w:pPr>
+      <w:r>
+        <w:rPr>
+          <w:sz w:val="20"/>
+          <w:szCs w:val="20"/>
         </w:rPr>
         <w:t>Entrée gratuite – Groupes ou visite commentée : nous contacter</w:t>
       </w:r>
       <w:r>
         <w:rPr>
-          <w:sz w:val="16"/>
-          <w:szCs w:val="16"/>
+          <w:sz w:val="20"/>
+          <w:szCs w:val="20"/>
         </w:rPr>
         <w:t xml:space="preserve"> (0673038025)</w:t>
       </w:r>
       <w:r>
         <w:rPr>
-          <w:sz w:val="16"/>
-          <w:szCs w:val="16"/>
+          <w:sz w:val="20"/>
+          <w:szCs w:val="20"/>
         </w:rPr>
         <w:t>.</w:t>
       </w:r>
@@ -133,14 +140,14 @@
     <w:p>
       <w:pPr>
         <w:rPr>
-          <w:sz w:val="16"/>
-          <w:szCs w:val="16"/>
-        </w:rPr>
-      </w:pPr>
-      <w:r>
-        <w:rPr>
-          <w:sz w:val="16"/>
-          <w:szCs w:val="16"/>
+          <w:sz w:val="20"/>
+          <w:szCs w:val="20"/>
+        </w:rPr>
+      </w:pPr>
+      <w:r>
+        <w:rPr>
+          <w:sz w:val="20"/>
+          <w:szCs w:val="20"/>
         </w:rPr>
         <w:t>Le site comporte des obstacles à l’accès en fauteuil roulant.</w:t>
       </w:r>
@@ -148,8 +155,8 @@
     <w:p>
       <w:pPr>
         <w:rPr>
-          <w:sz w:val="16"/>
-          <w:szCs w:val="16"/>
+          <w:sz w:val="20"/>
+          <w:szCs w:val="20"/>
         </w:rPr>
       </w:pPr>
     </w:p>
@@ -158,16 +165,16 @@
         <w:rPr>
           <w:b/>
           <w:bCs/>
-          <w:sz w:val="16"/>
-          <w:szCs w:val="16"/>
+          <w:sz w:val="20"/>
+          <w:szCs w:val="20"/>
         </w:rPr>
       </w:pPr>
       <w:r>
         <w:rPr>
           <w:b/>
           <w:bCs/>
-          <w:sz w:val="16"/>
-          <w:szCs w:val="16"/>
+          <w:sz w:val="20"/>
+          <w:szCs w:val="20"/>
         </w:rPr>
         <w:t>Dates d’ouvertures</w:t>
       </w:r>
@@ -175,8 +182,8 @@
         <w:rPr>
           <w:b/>
           <w:bCs/>
-          <w:sz w:val="16"/>
-          <w:szCs w:val="16"/>
+          <w:sz w:val="20"/>
+          <w:szCs w:val="20"/>
         </w:rPr>
         <w:tab/>
       </w:r>
@@ -184,8 +191,8 @@
         <w:rPr>
           <w:b/>
           <w:bCs/>
-          <w:sz w:val="16"/>
-          <w:szCs w:val="16"/>
+          <w:sz w:val="20"/>
+          <w:szCs w:val="20"/>
         </w:rPr>
         <w:tab/>
       </w:r>
@@ -193,8 +200,8 @@
         <w:rPr>
           <w:b/>
           <w:bCs/>
-          <w:sz w:val="16"/>
-          <w:szCs w:val="16"/>
+          <w:sz w:val="20"/>
+          <w:szCs w:val="20"/>
         </w:rPr>
         <w:tab/>
       </w:r>
@@ -202,8 +209,8 @@
         <w:rPr>
           <w:b/>
           <w:bCs/>
-          <w:sz w:val="16"/>
-          <w:szCs w:val="16"/>
+          <w:sz w:val="20"/>
+          <w:szCs w:val="20"/>
         </w:rPr>
         <w:tab/>
       </w:r>
@@ -211,37 +218,28 @@
         <w:rPr>
           <w:b/>
           <w:bCs/>
-          <w:sz w:val="16"/>
-          <w:szCs w:val="16"/>
-        </w:rPr>
-        <w:tab/>
-      </w:r>
-      <w:r>
+          <w:sz w:val="20"/>
+          <w:szCs w:val="20"/>
+        </w:rPr>
+        <w:t>Horaires</w:t>
+      </w:r>
+    </w:p>
+    <w:p>
+      <w:pPr>
+        <w:jc w:val="both"/>
         <w:rPr>
           <w:b/>
           <w:bCs/>
-          <w:sz w:val="16"/>
-          <w:szCs w:val="16"/>
-        </w:rPr>
-        <w:t>Horaires</w:t>
-      </w:r>
-    </w:p>
-    <w:p>
-      <w:pPr>
-        <w:jc w:val="both"/>
+          <w:sz w:val="20"/>
+          <w:szCs w:val="20"/>
+        </w:rPr>
+      </w:pPr>
+      <w:r>
         <w:rPr>
           <w:b/>
           <w:bCs/>
-          <w:sz w:val="16"/>
-          <w:szCs w:val="16"/>
-        </w:rPr>
-      </w:pPr>
-      <w:r>
-        <w:rPr>
-          <w:b/>
-          <w:bCs/>
-          <w:sz w:val="16"/>
-          <w:szCs w:val="16"/>
+          <w:sz w:val="20"/>
+          <w:szCs w:val="20"/>
         </w:rPr>
         <w:t>Juin 2026</w:t>
       </w:r>
@@ -254,13 +252,13 @@
         <w:tblLook w:val="04A0" w:firstRow="1" w:lastRow="0" w:firstColumn="1" w:lastColumn="0" w:noHBand="0" w:noVBand="1"/>
       </w:tblPr>
       <w:tblGrid>
-        <w:gridCol w:w="4515"/>
-        <w:gridCol w:w="1905"/>
+        <w:gridCol w:w="2966"/>
+        <w:gridCol w:w="1701"/>
       </w:tblGrid>
       <w:tr>
         <w:tc>
           <w:tcPr>
-            <w:tcW w:w="4515" w:type="dxa"/>
+            <w:tcW w:w="2966" w:type="dxa"/>
             <w:tcBorders>
               <w:top w:val="nil"/>
               <w:left w:val="nil"/>
@@ -272,14 +270,14 @@
             <w:pPr>
               <w:jc w:val="both"/>
               <w:rPr>
-                <w:sz w:val="16"/>
-                <w:szCs w:val="16"/>
+                <w:sz w:val="20"/>
+                <w:szCs w:val="20"/>
               </w:rPr>
             </w:pPr>
             <w:r>
               <w:rPr>
-                <w:sz w:val="16"/>
-                <w:szCs w:val="16"/>
+                <w:sz w:val="20"/>
+                <w:szCs w:val="20"/>
               </w:rPr>
               <w:t>Samedi 13 juin 2026</w:t>
             </w:r>
@@ -287,7 +285,7 @@
         </w:tc>
         <w:tc>
           <w:tcPr>
-            <w:tcW w:w="1905" w:type="dxa"/>
+            <w:tcW w:w="1701" w:type="dxa"/>
             <w:tcBorders>
               <w:top w:val="nil"/>
               <w:left w:val="nil"/>
@@ -299,14 +297,14 @@
             <w:pPr>
               <w:jc w:val="both"/>
               <w:rPr>
-                <w:sz w:val="16"/>
-                <w:szCs w:val="16"/>
+                <w:sz w:val="20"/>
+                <w:szCs w:val="20"/>
               </w:rPr>
             </w:pPr>
             <w:r>
               <w:rPr>
-                <w:sz w:val="16"/>
-                <w:szCs w:val="16"/>
+                <w:sz w:val="20"/>
+                <w:szCs w:val="20"/>
               </w:rPr>
               <w:t>10h00 à 18h00</w:t>
             </w:r>
@@ -316,7 +314,7 @@
       <w:tr>
         <w:tc>
           <w:tcPr>
-            <w:tcW w:w="4515" w:type="dxa"/>
+            <w:tcW w:w="2966" w:type="dxa"/>
             <w:tcBorders>
               <w:top w:val="nil"/>
               <w:left w:val="nil"/>
@@ -328,14 +326,14 @@
             <w:pPr>
               <w:jc w:val="both"/>
               <w:rPr>
-                <w:sz w:val="16"/>
-                <w:szCs w:val="16"/>
+                <w:sz w:val="20"/>
+                <w:szCs w:val="20"/>
               </w:rPr>
             </w:pPr>
             <w:r>
               <w:rPr>
-                <w:sz w:val="16"/>
-                <w:szCs w:val="16"/>
+                <w:sz w:val="20"/>
+                <w:szCs w:val="20"/>
               </w:rPr>
               <w:t>Dimanche 14 juin 2026</w:t>
             </w:r>
@@ -343,7 +341,7 @@
         </w:tc>
         <w:tc>
           <w:tcPr>
-            <w:tcW w:w="1905" w:type="dxa"/>
+            <w:tcW w:w="1701" w:type="dxa"/>
             <w:tcBorders>
               <w:top w:val="nil"/>
               <w:left w:val="nil"/>
@@ -355,14 +353,14 @@
             <w:pPr>
               <w:jc w:val="both"/>
               <w:rPr>
-                <w:sz w:val="16"/>
-                <w:szCs w:val="16"/>
+                <w:sz w:val="20"/>
+                <w:szCs w:val="20"/>
               </w:rPr>
             </w:pPr>
             <w:r>
               <w:rPr>
-                <w:sz w:val="16"/>
-                <w:szCs w:val="16"/>
+                <w:sz w:val="20"/>
+                <w:szCs w:val="20"/>
               </w:rPr>
               <w:t>10h00 à 18h00</w:t>
             </w:r>
@@ -372,7 +370,7 @@
       <w:tr>
         <w:tc>
           <w:tcPr>
-            <w:tcW w:w="4515" w:type="dxa"/>
+            <w:tcW w:w="2966" w:type="dxa"/>
             <w:tcBorders>
               <w:top w:val="nil"/>
               <w:left w:val="nil"/>
@@ -384,14 +382,14 @@
             <w:pPr>
               <w:jc w:val="both"/>
               <w:rPr>
-                <w:sz w:val="16"/>
-                <w:szCs w:val="16"/>
+                <w:sz w:val="20"/>
+                <w:szCs w:val="20"/>
               </w:rPr>
             </w:pPr>
             <w:r>
               <w:rPr>
-                <w:sz w:val="16"/>
-                <w:szCs w:val="16"/>
+                <w:sz w:val="20"/>
+                <w:szCs w:val="20"/>
               </w:rPr>
               <w:t>Samedi 20 juin 2026 *</w:t>
             </w:r>
@@ -399,7 +397,7 @@
         </w:tc>
         <w:tc>
           <w:tcPr>
-            <w:tcW w:w="1905" w:type="dxa"/>
+            <w:tcW w:w="1701" w:type="dxa"/>
             <w:tcBorders>
               <w:top w:val="nil"/>
               <w:left w:val="nil"/>
@@ -411,14 +409,14 @@
             <w:pPr>
               <w:jc w:val="both"/>
               <w:rPr>
-                <w:sz w:val="16"/>
-                <w:szCs w:val="16"/>
+                <w:sz w:val="20"/>
+                <w:szCs w:val="20"/>
               </w:rPr>
             </w:pPr>
             <w:r>
               <w:rPr>
-                <w:sz w:val="16"/>
-                <w:szCs w:val="16"/>
+                <w:sz w:val="20"/>
+                <w:szCs w:val="20"/>
               </w:rPr>
               <w:t>10h00 à 18h00</w:t>
             </w:r>
@@ -428,7 +426,7 @@
       <w:tr>
         <w:tc>
           <w:tcPr>
-            <w:tcW w:w="4515" w:type="dxa"/>
+            <w:tcW w:w="2966" w:type="dxa"/>
             <w:tcBorders>
               <w:top w:val="nil"/>
               <w:left w:val="nil"/>
@@ -440,14 +438,14 @@
             <w:pPr>
               <w:jc w:val="both"/>
               <w:rPr>
-                <w:sz w:val="16"/>
-                <w:szCs w:val="16"/>
+                <w:sz w:val="20"/>
+                <w:szCs w:val="20"/>
               </w:rPr>
             </w:pPr>
             <w:r>
               <w:rPr>
-                <w:sz w:val="16"/>
-                <w:szCs w:val="16"/>
+                <w:sz w:val="20"/>
+                <w:szCs w:val="20"/>
               </w:rPr>
               <w:t>Dimanche 21 juin 2026 *</w:t>
             </w:r>
@@ -455,7 +453,7 @@
         </w:tc>
         <w:tc>
           <w:tcPr>
-            <w:tcW w:w="1905" w:type="dxa"/>
+            <w:tcW w:w="1701" w:type="dxa"/>
             <w:tcBorders>
               <w:top w:val="nil"/>
               <w:left w:val="nil"/>
@@ -467,14 +465,14 @@
             <w:pPr>
               <w:jc w:val="both"/>
               <w:rPr>
-                <w:sz w:val="16"/>
-                <w:szCs w:val="16"/>
+                <w:sz w:val="20"/>
+                <w:szCs w:val="20"/>
               </w:rPr>
             </w:pPr>
             <w:r>
               <w:rPr>
-                <w:sz w:val="16"/>
-                <w:szCs w:val="16"/>
+                <w:sz w:val="20"/>
+                <w:szCs w:val="20"/>
               </w:rPr>
               <w:t>10h00 à 18h00</w:t>
             </w:r>
@@ -484,7 +482,7 @@
       <w:tr>
         <w:tc>
           <w:tcPr>
-            <w:tcW w:w="4515" w:type="dxa"/>
+            <w:tcW w:w="2966" w:type="dxa"/>
             <w:tcBorders>
               <w:top w:val="nil"/>
               <w:left w:val="nil"/>
@@ -496,14 +494,14 @@
             <w:pPr>
               <w:jc w:val="both"/>
               <w:rPr>
-                <w:sz w:val="16"/>
-                <w:szCs w:val="16"/>
+                <w:sz w:val="20"/>
+                <w:szCs w:val="20"/>
               </w:rPr>
             </w:pPr>
             <w:r>
               <w:rPr>
-                <w:sz w:val="16"/>
-                <w:szCs w:val="16"/>
+                <w:sz w:val="20"/>
+                <w:szCs w:val="20"/>
               </w:rPr>
               <w:t>Samedi 27 juin 2026</w:t>
             </w:r>
@@ -511,7 +509,7 @@
         </w:tc>
         <w:tc>
           <w:tcPr>
-            <w:tcW w:w="1905" w:type="dxa"/>
+            <w:tcW w:w="1701" w:type="dxa"/>
             <w:tcBorders>
               <w:top w:val="nil"/>
               <w:left w:val="nil"/>
@@ -523,14 +521,14 @@
             <w:pPr>
               <w:jc w:val="both"/>
               <w:rPr>
-                <w:sz w:val="16"/>
-                <w:szCs w:val="16"/>
+                <w:sz w:val="20"/>
+                <w:szCs w:val="20"/>
               </w:rPr>
             </w:pPr>
             <w:r>
               <w:rPr>
-                <w:sz w:val="16"/>
-                <w:szCs w:val="16"/>
+                <w:sz w:val="20"/>
+                <w:szCs w:val="20"/>
               </w:rPr>
               <w:t>10h00 à 18h00</w:t>
             </w:r>
@@ -540,7 +538,7 @@
       <w:tr>
         <w:tc>
           <w:tcPr>
-            <w:tcW w:w="4515" w:type="dxa"/>
+            <w:tcW w:w="2966" w:type="dxa"/>
             <w:tcBorders>
               <w:top w:val="nil"/>
               <w:left w:val="nil"/>
@@ -552,14 +550,14 @@
             <w:pPr>
               <w:jc w:val="both"/>
               <w:rPr>
-                <w:sz w:val="16"/>
-                <w:szCs w:val="16"/>
+                <w:sz w:val="20"/>
+                <w:szCs w:val="20"/>
               </w:rPr>
             </w:pPr>
             <w:r>
               <w:rPr>
-                <w:sz w:val="16"/>
-                <w:szCs w:val="16"/>
+                <w:sz w:val="20"/>
+                <w:szCs w:val="20"/>
               </w:rPr>
               <w:t>Dimanche 28 juin 2026</w:t>
             </w:r>
@@ -567,7 +565,7 @@
         </w:tc>
         <w:tc>
           <w:tcPr>
-            <w:tcW w:w="1905" w:type="dxa"/>
+            <w:tcW w:w="1701" w:type="dxa"/>
             <w:tcBorders>
               <w:top w:val="nil"/>
               <w:left w:val="nil"/>
@@ -579,14 +577,14 @@
             <w:pPr>
               <w:jc w:val="both"/>
               <w:rPr>
-                <w:sz w:val="16"/>
-                <w:szCs w:val="16"/>
+                <w:sz w:val="20"/>
+                <w:szCs w:val="20"/>
               </w:rPr>
             </w:pPr>
             <w:r>
               <w:rPr>
-                <w:sz w:val="16"/>
-                <w:szCs w:val="16"/>
+                <w:sz w:val="20"/>
+                <w:szCs w:val="20"/>
               </w:rPr>
               <w:t>10h00 à 18h00</w:t>
             </w:r>
@@ -598,8 +596,8 @@
       <w:pPr>
         <w:jc w:val="both"/>
         <w:rPr>
-          <w:sz w:val="16"/>
-          <w:szCs w:val="16"/>
+          <w:sz w:val="20"/>
+          <w:szCs w:val="20"/>
         </w:rPr>
       </w:pPr>
     </w:p>
@@ -609,16 +607,16 @@
         <w:rPr>
           <w:b/>
           <w:bCs/>
-          <w:sz w:val="16"/>
-          <w:szCs w:val="16"/>
+          <w:sz w:val="20"/>
+          <w:szCs w:val="20"/>
         </w:rPr>
       </w:pPr>
       <w:r>
         <w:rPr>
           <w:b/>
           <w:bCs/>
-          <w:sz w:val="16"/>
-          <w:szCs w:val="16"/>
+          <w:sz w:val="20"/>
+          <w:szCs w:val="20"/>
         </w:rPr>
         <w:t>Septembre 2026</w:t>
       </w:r>
@@ -639,26 +637,26 @@
         <w:tblLook w:val="04A0" w:firstRow="1" w:lastRow="0" w:firstColumn="1" w:lastColumn="0" w:noHBand="0" w:noVBand="1"/>
       </w:tblPr>
       <w:tblGrid>
-        <w:gridCol w:w="4515"/>
-        <w:gridCol w:w="1985"/>
+        <w:gridCol w:w="2966"/>
+        <w:gridCol w:w="1559"/>
       </w:tblGrid>
       <w:tr>
         <w:tc>
           <w:tcPr>
-            <w:tcW w:w="4515" w:type="dxa"/>
+            <w:tcW w:w="2966" w:type="dxa"/>
           </w:tcPr>
           <w:p>
             <w:pPr>
               <w:jc w:val="both"/>
               <w:rPr>
-                <w:sz w:val="16"/>
-                <w:szCs w:val="16"/>
+                <w:sz w:val="20"/>
+                <w:szCs w:val="20"/>
               </w:rPr>
             </w:pPr>
             <w:r>
               <w:rPr>
-                <w:sz w:val="16"/>
-                <w:szCs w:val="16"/>
+                <w:sz w:val="20"/>
+                <w:szCs w:val="20"/>
               </w:rPr>
               <w:t>Samedi 20 septembre 2026 **</w:t>
             </w:r>
@@ -666,20 +664,20 @@
         </w:tc>
         <w:tc>
           <w:tcPr>
-            <w:tcW w:w="1985" w:type="dxa"/>
+            <w:tcW w:w="1559" w:type="dxa"/>
           </w:tcPr>
           <w:p>
             <w:pPr>
               <w:jc w:val="both"/>
               <w:rPr>
-                <w:sz w:val="16"/>
-                <w:szCs w:val="16"/>
+                <w:sz w:val="20"/>
+                <w:szCs w:val="20"/>
               </w:rPr>
             </w:pPr>
             <w:r>
               <w:rPr>
-                <w:sz w:val="16"/>
-                <w:szCs w:val="16"/>
+                <w:sz w:val="20"/>
+                <w:szCs w:val="20"/>
               </w:rPr>
               <w:t>10h00 à 18h00</w:t>
             </w:r>
@@ -689,20 +687,20 @@
       <w:tr>
         <w:tc>
           <w:tcPr>
-            <w:tcW w:w="4515" w:type="dxa"/>
+            <w:tcW w:w="2966" w:type="dxa"/>
           </w:tcPr>
           <w:p>
             <w:pPr>
               <w:jc w:val="both"/>
               <w:rPr>
-                <w:sz w:val="16"/>
-                <w:szCs w:val="16"/>
+                <w:sz w:val="20"/>
+                <w:szCs w:val="20"/>
               </w:rPr>
             </w:pPr>
             <w:r>
               <w:rPr>
-                <w:sz w:val="16"/>
-                <w:szCs w:val="16"/>
+                <w:sz w:val="20"/>
+                <w:szCs w:val="20"/>
               </w:rPr>
               <w:t>Dimanche 21 septembre 2026 **</w:t>
             </w:r>
@@ -710,20 +708,20 @@
         </w:tc>
         <w:tc>
           <w:tcPr>
-            <w:tcW w:w="1985" w:type="dxa"/>
+            <w:tcW w:w="1559" w:type="dxa"/>
           </w:tcPr>
           <w:p>
             <w:pPr>
               <w:jc w:val="both"/>
               <w:rPr>
-                <w:sz w:val="16"/>
-                <w:szCs w:val="16"/>
+                <w:sz w:val="20"/>
+                <w:szCs w:val="20"/>
               </w:rPr>
             </w:pPr>
             <w:r>
               <w:rPr>
-                <w:sz w:val="16"/>
-                <w:szCs w:val="16"/>
+                <w:sz w:val="20"/>
+                <w:szCs w:val="20"/>
               </w:rPr>
               <w:t>10h00 à 18h00</w:t>
             </w:r>
@@ -733,20 +731,20 @@
       <w:tr>
         <w:tc>
           <w:tcPr>
-            <w:tcW w:w="4515" w:type="dxa"/>
+            <w:tcW w:w="2966" w:type="dxa"/>
           </w:tcPr>
           <w:p>
             <w:pPr>
               <w:jc w:val="both"/>
               <w:rPr>
-                <w:sz w:val="16"/>
-                <w:szCs w:val="16"/>
+                <w:sz w:val="20"/>
+                <w:szCs w:val="20"/>
               </w:rPr>
             </w:pPr>
             <w:r>
               <w:rPr>
-                <w:sz w:val="16"/>
-                <w:szCs w:val="16"/>
+                <w:sz w:val="20"/>
+                <w:szCs w:val="20"/>
               </w:rPr>
               <w:t>Samedi 27 septembre 2026</w:t>
             </w:r>
@@ -754,20 +752,20 @@
         </w:tc>
         <w:tc>
           <w:tcPr>
-            <w:tcW w:w="1985" w:type="dxa"/>
+            <w:tcW w:w="1559" w:type="dxa"/>
           </w:tcPr>
           <w:p>
             <w:pPr>
               <w:jc w:val="both"/>
               <w:rPr>
-                <w:sz w:val="16"/>
-                <w:szCs w:val="16"/>
+                <w:sz w:val="20"/>
+                <w:szCs w:val="20"/>
               </w:rPr>
             </w:pPr>
             <w:r>
               <w:rPr>
-                <w:sz w:val="16"/>
-                <w:szCs w:val="16"/>
+                <w:sz w:val="20"/>
+                <w:szCs w:val="20"/>
               </w:rPr>
               <w:t>10h00 à 18h00</w:t>
             </w:r>
@@ -777,20 +775,20 @@
       <w:tr>
         <w:tc>
           <w:tcPr>
-            <w:tcW w:w="4515" w:type="dxa"/>
+            <w:tcW w:w="2966" w:type="dxa"/>
           </w:tcPr>
           <w:p>
             <w:pPr>
               <w:jc w:val="both"/>
               <w:rPr>
-                <w:sz w:val="16"/>
-                <w:szCs w:val="16"/>
+                <w:sz w:val="20"/>
+                <w:szCs w:val="20"/>
               </w:rPr>
             </w:pPr>
             <w:r>
               <w:rPr>
-                <w:sz w:val="16"/>
-                <w:szCs w:val="16"/>
+                <w:sz w:val="20"/>
+                <w:szCs w:val="20"/>
               </w:rPr>
               <w:t>Dimanche 28 septembre</w:t>
             </w:r>
@@ -798,20 +796,20 @@
         </w:tc>
         <w:tc>
           <w:tcPr>
-            <w:tcW w:w="1985" w:type="dxa"/>
+            <w:tcW w:w="1559" w:type="dxa"/>
           </w:tcPr>
           <w:p>
             <w:pPr>
               <w:jc w:val="both"/>
               <w:rPr>
-                <w:sz w:val="16"/>
-                <w:szCs w:val="16"/>
+                <w:sz w:val="20"/>
+                <w:szCs w:val="20"/>
               </w:rPr>
             </w:pPr>
             <w:r>
               <w:rPr>
-                <w:sz w:val="16"/>
-                <w:szCs w:val="16"/>
+                <w:sz w:val="20"/>
+                <w:szCs w:val="20"/>
               </w:rPr>
               <w:t>10h00 à 18h00</w:t>
             </w:r>
@@ -822,57 +820,57 @@
     <w:p>
       <w:pPr>
         <w:rPr>
-          <w:sz w:val="16"/>
-          <w:szCs w:val="16"/>
-        </w:rPr>
-      </w:pPr>
-    </w:p>
-    <w:p>
-      <w:pPr>
-        <w:rPr>
-          <w:sz w:val="16"/>
-          <w:szCs w:val="16"/>
-        </w:rPr>
-      </w:pPr>
-      <w:r>
-        <w:rPr>
-          <w:sz w:val="16"/>
-          <w:szCs w:val="16"/>
+          <w:sz w:val="20"/>
+          <w:szCs w:val="20"/>
+        </w:rPr>
+      </w:pPr>
+    </w:p>
+    <w:p>
+      <w:pPr>
+        <w:rPr>
+          <w:sz w:val="20"/>
+          <w:szCs w:val="20"/>
+        </w:rPr>
+      </w:pPr>
+      <w:r>
+        <w:rPr>
+          <w:sz w:val="20"/>
+          <w:szCs w:val="20"/>
         </w:rPr>
         <w:t xml:space="preserve">Les horaires </w:t>
       </w:r>
       <w:r>
         <w:rPr>
-          <w:sz w:val="16"/>
-          <w:szCs w:val="16"/>
+          <w:sz w:val="20"/>
+          <w:szCs w:val="20"/>
         </w:rPr>
         <w:t xml:space="preserve">affichés </w:t>
       </w:r>
       <w:r>
         <w:rPr>
-          <w:sz w:val="16"/>
-          <w:szCs w:val="16"/>
+          <w:sz w:val="20"/>
+          <w:szCs w:val="20"/>
         </w:rPr>
         <w:t>sont susceptibles d’être aménagés en fonction des disponibilités des bénévoles.</w:t>
       </w:r>
       <w:r>
         <w:rPr>
-          <w:sz w:val="16"/>
-          <w:szCs w:val="16"/>
+          <w:sz w:val="20"/>
+          <w:szCs w:val="20"/>
         </w:rPr>
         <w:t xml:space="preserve"> </w:t>
       </w:r>
       <w:r>
         <w:rPr>
-          <w:sz w:val="16"/>
-          <w:szCs w:val="16"/>
+          <w:sz w:val="20"/>
+          <w:szCs w:val="20"/>
         </w:rPr>
         <w:t>Dans tous les cas, les horaires affichés tiennent compte de ces modifications</w:t>
       </w:r>
       <w:r>
         <w:rPr>
-          <w:sz w:val="16"/>
-          <w:szCs w:val="16"/>
+          <w:sz w:val="20"/>
+          <w:szCs w:val="20"/>
         </w:rPr>
         <w:t>.</w:t>
       </w:r>
@@ -880,95 +878,95 @@
     <w:p>
       <w:pPr>
         <w:rPr>
-          <w:sz w:val="16"/>
-          <w:szCs w:val="16"/>
-        </w:rPr>
-      </w:pPr>
-    </w:p>
-    <w:p>
-      <w:pPr>
-        <w:rPr>
-          <w:sz w:val="16"/>
-          <w:szCs w:val="16"/>
-        </w:rPr>
-      </w:pPr>
-      <w:r>
-        <w:rPr>
-          <w:sz w:val="16"/>
-          <w:szCs w:val="16"/>
+          <w:sz w:val="20"/>
+          <w:szCs w:val="20"/>
+        </w:rPr>
+      </w:pPr>
+    </w:p>
+    <w:p>
+      <w:pPr>
+        <w:rPr>
+          <w:sz w:val="20"/>
+          <w:szCs w:val="20"/>
+        </w:rPr>
+      </w:pPr>
+      <w:r>
+        <w:rPr>
+          <w:sz w:val="20"/>
+          <w:szCs w:val="20"/>
         </w:rPr>
         <w:t xml:space="preserve">* </w:t>
       </w:r>
       <w:r>
         <w:rPr>
-          <w:sz w:val="16"/>
-          <w:szCs w:val="16"/>
+          <w:sz w:val="20"/>
+          <w:szCs w:val="20"/>
         </w:rPr>
         <w:tab/>
         <w:t>F</w:t>
       </w:r>
       <w:r>
         <w:rPr>
-          <w:sz w:val="16"/>
-          <w:szCs w:val="16"/>
+          <w:sz w:val="20"/>
+          <w:szCs w:val="20"/>
         </w:rPr>
         <w:t>êt</w:t>
       </w:r>
       <w:r>
         <w:rPr>
-          <w:sz w:val="16"/>
-          <w:szCs w:val="16"/>
+          <w:sz w:val="20"/>
+          <w:szCs w:val="20"/>
         </w:rPr>
         <w:t xml:space="preserve">e de </w:t>
       </w:r>
       <w:r>
         <w:rPr>
-          <w:sz w:val="16"/>
-          <w:szCs w:val="16"/>
+          <w:sz w:val="20"/>
+          <w:szCs w:val="20"/>
         </w:rPr>
         <w:t>l</w:t>
       </w:r>
       <w:r>
         <w:rPr>
-          <w:sz w:val="16"/>
-          <w:szCs w:val="16"/>
+          <w:sz w:val="20"/>
+          <w:szCs w:val="20"/>
         </w:rPr>
         <w:t xml:space="preserve">a musique </w:t>
       </w:r>
       <w:r>
         <w:rPr>
-          <w:sz w:val="16"/>
-          <w:szCs w:val="16"/>
+          <w:sz w:val="20"/>
+          <w:szCs w:val="20"/>
         </w:rPr>
         <w:t>et Fête de S</w:t>
       </w:r>
       <w:r>
         <w:rPr>
-          <w:sz w:val="16"/>
-          <w:szCs w:val="16"/>
+          <w:sz w:val="20"/>
+          <w:szCs w:val="20"/>
         </w:rPr>
         <w:t xml:space="preserve">t Aubin </w:t>
       </w:r>
       <w:proofErr w:type="spellStart"/>
       <w:r>
         <w:rPr>
-          <w:sz w:val="16"/>
-          <w:szCs w:val="16"/>
+          <w:sz w:val="20"/>
+          <w:szCs w:val="20"/>
         </w:rPr>
         <w:t>Cellovill</w:t>
       </w:r>
       <w:r>
         <w:rPr>
-          <w:sz w:val="16"/>
-          <w:szCs w:val="16"/>
+          <w:sz w:val="20"/>
+          <w:szCs w:val="20"/>
         </w:rPr>
         <w:t>e</w:t>
       </w:r>
       <w:proofErr w:type="spellEnd"/>
       <w:r>
         <w:rPr>
-          <w:sz w:val="16"/>
-          <w:szCs w:val="16"/>
+          <w:sz w:val="20"/>
+          <w:szCs w:val="20"/>
         </w:rPr>
         <w:t>.</w:t>
       </w:r>
@@ -976,36 +974,36 @@
     <w:p>
       <w:pPr>
         <w:rPr>
-          <w:sz w:val="16"/>
-          <w:szCs w:val="16"/>
-        </w:rPr>
-      </w:pPr>
-      <w:r>
-        <w:rPr>
-          <w:sz w:val="16"/>
-          <w:szCs w:val="16"/>
+          <w:sz w:val="20"/>
+          <w:szCs w:val="20"/>
+        </w:rPr>
+      </w:pPr>
+      <w:r>
+        <w:rPr>
+          <w:sz w:val="20"/>
+          <w:szCs w:val="20"/>
         </w:rPr>
         <w:t>**</w:t>
       </w:r>
       <w:r>
         <w:rPr>
-          <w:sz w:val="16"/>
-          <w:szCs w:val="16"/>
+          <w:sz w:val="20"/>
+          <w:szCs w:val="20"/>
         </w:rPr>
         <w:tab/>
         <w:t xml:space="preserve"> Journée du patrimoine</w:t>
       </w:r>
       <w:r>
         <w:rPr>
-          <w:sz w:val="16"/>
-          <w:szCs w:val="16"/>
+          <w:sz w:val="20"/>
+          <w:szCs w:val="20"/>
         </w:rPr>
         <w:t>.</w:t>
       </w:r>
       <w:r>
         <w:rPr>
-          <w:sz w:val="16"/>
-          <w:szCs w:val="16"/>
+          <w:sz w:val="20"/>
+          <w:szCs w:val="20"/>
         </w:rPr>
         <w:t xml:space="preserve"> </w:t>
       </w:r>
@@ -1014,8 +1012,8 @@
       <w:pPr>
         <w:jc w:val="center"/>
         <w:rPr>
-          <w:sz w:val="16"/>
-          <w:szCs w:val="16"/>
+          <w:sz w:val="20"/>
+          <w:szCs w:val="20"/>
         </w:rPr>
       </w:pPr>
     </w:p>
@@ -1024,16 +1022,16 @@
         <w:rPr>
           <w:b/>
           <w:bCs/>
-          <w:sz w:val="16"/>
-          <w:szCs w:val="16"/>
+          <w:sz w:val="20"/>
+          <w:szCs w:val="20"/>
         </w:rPr>
       </w:pPr>
       <w:r>
         <w:rPr>
           <w:b/>
           <w:bCs/>
-          <w:sz w:val="16"/>
-          <w:szCs w:val="16"/>
+          <w:sz w:val="20"/>
+          <w:szCs w:val="20"/>
         </w:rPr>
         <w:t>Lieu de l’exposition</w:t>
       </w:r>
@@ -1041,8 +1039,8 @@
         <w:rPr>
           <w:b/>
           <w:bCs/>
-          <w:sz w:val="16"/>
-          <w:szCs w:val="16"/>
+          <w:sz w:val="20"/>
+          <w:szCs w:val="20"/>
         </w:rPr>
         <w:t> :</w:t>
       </w:r>
@@ -1051,28 +1049,28 @@
       <w:pPr>
         <w:ind w:left="708"/>
         <w:rPr>
-          <w:sz w:val="16"/>
-          <w:szCs w:val="16"/>
-        </w:rPr>
-      </w:pPr>
-      <w:r>
-        <w:rPr>
-          <w:sz w:val="16"/>
-          <w:szCs w:val="16"/>
+          <w:sz w:val="20"/>
+          <w:szCs w:val="20"/>
+        </w:rPr>
+      </w:pPr>
+      <w:r>
+        <w:rPr>
+          <w:sz w:val="20"/>
+          <w:szCs w:val="20"/>
         </w:rPr>
         <w:t>Chapelle St Pierre et Saint L</w:t>
       </w:r>
       <w:r>
         <w:rPr>
-          <w:sz w:val="16"/>
-          <w:szCs w:val="16"/>
+          <w:sz w:val="20"/>
+          <w:szCs w:val="20"/>
         </w:rPr>
         <w:t>a</w:t>
       </w:r>
       <w:r>
         <w:rPr>
-          <w:sz w:val="16"/>
-          <w:szCs w:val="16"/>
+          <w:sz w:val="20"/>
+          <w:szCs w:val="20"/>
         </w:rPr>
         <w:t>urent</w:t>
       </w:r>
@@ -1081,22 +1079,22 @@
       <w:pPr>
         <w:ind w:left="708"/>
         <w:rPr>
-          <w:sz w:val="16"/>
-          <w:szCs w:val="16"/>
-        </w:rPr>
-      </w:pPr>
-      <w:r>
-        <w:rPr>
-          <w:sz w:val="16"/>
-          <w:szCs w:val="16"/>
+          <w:sz w:val="20"/>
+          <w:szCs w:val="20"/>
+        </w:rPr>
+      </w:pPr>
+      <w:r>
+        <w:rPr>
+          <w:sz w:val="20"/>
+          <w:szCs w:val="20"/>
         </w:rPr>
         <w:t xml:space="preserve">Le Hameau de </w:t>
       </w:r>
       <w:proofErr w:type="spellStart"/>
       <w:r>
         <w:rPr>
-          <w:sz w:val="16"/>
-          <w:szCs w:val="16"/>
+          <w:sz w:val="20"/>
+          <w:szCs w:val="20"/>
         </w:rPr>
         <w:t>Celloville</w:t>
       </w:r>
@@ -1106,14 +1104,14 @@
       <w:pPr>
         <w:ind w:left="708"/>
         <w:rPr>
-          <w:sz w:val="16"/>
-          <w:szCs w:val="16"/>
-        </w:rPr>
-      </w:pPr>
-      <w:r>
-        <w:rPr>
-          <w:sz w:val="16"/>
-          <w:szCs w:val="16"/>
+          <w:sz w:val="20"/>
+          <w:szCs w:val="20"/>
+        </w:rPr>
+      </w:pPr>
+      <w:r>
+        <w:rPr>
+          <w:sz w:val="20"/>
+          <w:szCs w:val="20"/>
         </w:rPr>
         <w:t>Grande rue</w:t>
       </w:r>
@@ -1122,22 +1120,22 @@
       <w:pPr>
         <w:ind w:left="708"/>
         <w:rPr>
-          <w:sz w:val="16"/>
-          <w:szCs w:val="16"/>
-        </w:rPr>
-      </w:pPr>
-      <w:r>
-        <w:rPr>
-          <w:sz w:val="16"/>
-          <w:szCs w:val="16"/>
+          <w:sz w:val="20"/>
+          <w:szCs w:val="20"/>
+        </w:rPr>
+      </w:pPr>
+      <w:r>
+        <w:rPr>
+          <w:sz w:val="20"/>
+          <w:szCs w:val="20"/>
         </w:rPr>
         <w:t xml:space="preserve">76520 Saint Aubin </w:t>
       </w:r>
       <w:proofErr w:type="spellStart"/>
       <w:r>
         <w:rPr>
-          <w:sz w:val="16"/>
-          <w:szCs w:val="16"/>
+          <w:sz w:val="20"/>
+          <w:szCs w:val="20"/>
         </w:rPr>
         <w:t>Celloville</w:t>
       </w:r>
@@ -1147,19 +1145,26 @@
       <w:pPr>
         <w:ind w:left="708"/>
         <w:rPr>
-          <w:sz w:val="16"/>
-          <w:szCs w:val="16"/>
-        </w:rPr>
-      </w:pPr>
-      <w:r>
-        <w:rPr>
-          <w:sz w:val="16"/>
-          <w:szCs w:val="16"/>
+          <w:sz w:val="20"/>
+          <w:szCs w:val="20"/>
+        </w:rPr>
+      </w:pPr>
+      <w:r>
+        <w:rPr>
+          <w:sz w:val="20"/>
+          <w:szCs w:val="20"/>
         </w:rPr>
         <w:t>Seine Maritime</w:t>
       </w:r>
     </w:p>
-    <w:p/>
+    <w:p>
+      <w:pPr>
+        <w:rPr>
+          <w:sz w:val="20"/>
+          <w:szCs w:val="20"/>
+        </w:rPr>
+      </w:pPr>
+    </w:p>
     <w:p>
       <w:r>
         <w:fldChar w:fldCharType="begin"/>

--- a/Infos_Pratiques/Info_Pratique.docx
+++ b/Infos_Pratiques/Info_Pratique.docx
@@ -1010,6 +1010,62 @@
     </w:p>
     <w:p>
       <w:pPr>
+        <w:rPr>
+          <w:sz w:val="20"/>
+          <w:szCs w:val="20"/>
+        </w:rPr>
+      </w:pPr>
+    </w:p>
+    <w:p>
+      <w:pPr>
+        <w:rPr>
+          <w:sz w:val="20"/>
+          <w:szCs w:val="20"/>
+        </w:rPr>
+      </w:pPr>
+      <w:r>
+        <w:rPr>
+          <w:noProof/>
+        </w:rPr>
+        <w:drawing>
+          <wp:inline distT="0" distB="0" distL="0" distR="0" wp14:anchorId="029C8204" wp14:editId="6E6896B1">
+            <wp:extent cx="753227" cy="415636"/>
+            <wp:effectExtent l="0" t="0" r="0" b="3810"/>
+            <wp:docPr id="248354511" name="Image 1" descr="Une image contenant texte, Police, signe, symbole&#10;&#10;Description générée automatiquement"/>
+            <wp:cNvGraphicFramePr>
+              <a:graphicFrameLocks xmlns:a="http://schemas.openxmlformats.org/drawingml/2006/main" noChangeAspect="1"/>
+            </wp:cNvGraphicFramePr>
+            <a:graphic xmlns:a="http://schemas.openxmlformats.org/drawingml/2006/main">
+              <a:graphicData uri="http://schemas.openxmlformats.org/drawingml/2006/picture">
+                <pic:pic xmlns:pic="http://schemas.openxmlformats.org/drawingml/2006/picture">
+                  <pic:nvPicPr>
+                    <pic:cNvPr id="248354511" name="Image 1" descr="Une image contenant texte, Police, signe, symbole&#10;&#10;Description générée automatiquement"/>
+                    <pic:cNvPicPr/>
+                  </pic:nvPicPr>
+                  <pic:blipFill>
+                    <a:blip r:embed="rId8"/>
+                    <a:stretch>
+                      <a:fillRect/>
+                    </a:stretch>
+                  </pic:blipFill>
+                  <pic:spPr>
+                    <a:xfrm>
+                      <a:off x="0" y="0"/>
+                      <a:ext cx="779922" cy="430366"/>
+                    </a:xfrm>
+                    <a:prstGeom prst="rect">
+                      <a:avLst/>
+                    </a:prstGeom>
+                  </pic:spPr>
+                </pic:pic>
+              </a:graphicData>
+            </a:graphic>
+          </wp:inline>
+        </w:drawing>
+      </w:r>
+    </w:p>
+    <w:p>
+      <w:pPr>
         <w:jc w:val="center"/>
         <w:rPr>
           <w:sz w:val="20"/>
@@ -1200,7 +1256,7 @@
                     </pic:cNvPicPr>
                   </pic:nvPicPr>
                   <pic:blipFill>
-                    <a:blip r:embed="rId8">
+                    <a:blip r:embed="rId9">
                       <a:extLst>
                         <a:ext uri="{28A0092B-C50C-407E-A947-70E740481C1C}">
                           <a14:useLocalDpi xmlns:a14="http://schemas.microsoft.com/office/drawing/2010/main" val="0"/>
@@ -1265,11 +1321,11 @@
           <w:noProof/>
         </w:rPr>
         <w:drawing>
-          <wp:inline distT="0" distB="0" distL="0" distR="0" wp14:anchorId="5F959E99" wp14:editId="09F24AA6">
-            <wp:extent cx="2247900" cy="1919473"/>
-            <wp:effectExtent l="0" t="0" r="0" b="0"/>
+          <wp:inline distT="0" distB="0" distL="0" distR="0" wp14:anchorId="5F959E99" wp14:editId="3748EEFB">
+            <wp:extent cx="3183775" cy="2718613"/>
+            <wp:effectExtent l="0" t="0" r="4445" b="0"/>
             <wp:docPr id="1329249270" name="Image 1" descr="Une image contenant carte, texte, atlas, diagramme&#10;&#10;Description générée automatiquement">
-              <a:hlinkClick xmlns:a="http://schemas.openxmlformats.org/drawingml/2006/main" r:id="rId9"/>
+              <a:hlinkClick xmlns:a="http://schemas.openxmlformats.org/drawingml/2006/main" r:id="rId10"/>
             </wp:docPr>
             <wp:cNvGraphicFramePr>
               <a:graphicFrameLocks xmlns:a="http://schemas.openxmlformats.org/drawingml/2006/main" noChangeAspect="1"/>
@@ -1279,72 +1335,8 @@
                 <pic:pic xmlns:pic="http://schemas.openxmlformats.org/drawingml/2006/picture">
                   <pic:nvPicPr>
                     <pic:cNvPr id="1329249270" name="Image 1" descr="Une image contenant carte, texte, atlas, diagramme&#10;&#10;Description générée automatiquement">
-                      <a:hlinkClick r:id="rId9"/>
+                      <a:hlinkClick r:id="rId10"/>
                     </pic:cNvPr>
-                    <pic:cNvPicPr/>
-                  </pic:nvPicPr>
-                  <pic:blipFill>
-                    <a:blip r:embed="rId10"/>
-                    <a:stretch>
-                      <a:fillRect/>
-                    </a:stretch>
-                  </pic:blipFill>
-                  <pic:spPr>
-                    <a:xfrm>
-                      <a:off x="0" y="0"/>
-                      <a:ext cx="2305484" cy="1968644"/>
-                    </a:xfrm>
-                    <a:prstGeom prst="rect">
-                      <a:avLst/>
-                    </a:prstGeom>
-                  </pic:spPr>
-                </pic:pic>
-              </a:graphicData>
-            </a:graphic>
-          </wp:inline>
-        </w:drawing>
-      </w:r>
-    </w:p>
-    <w:p>
-      <w:pPr>
-        <w:jc w:val="center"/>
-        <w:rPr>
-          <w:i/>
-          <w:iCs/>
-          <w:sz w:val="20"/>
-          <w:szCs w:val="20"/>
-        </w:rPr>
-      </w:pPr>
-      <w:r>
-        <w:rPr>
-          <w:i/>
-          <w:iCs/>
-          <w:sz w:val="20"/>
-          <w:szCs w:val="20"/>
-        </w:rPr>
-        <w:t>Venir à l’exposition</w:t>
-      </w:r>
-    </w:p>
-    <w:p/>
-    <w:p/>
-    <w:p>
-      <w:r>
-        <w:rPr>
-          <w:noProof/>
-        </w:rPr>
-        <w:drawing>
-          <wp:inline distT="0" distB="0" distL="0" distR="0" wp14:anchorId="0FAE8A93" wp14:editId="0DF35790">
-            <wp:extent cx="2948151" cy="1626811"/>
-            <wp:effectExtent l="0" t="0" r="0" b="0"/>
-            <wp:docPr id="248354511" name="Image 1" descr="Une image contenant texte, Police, signe, symbole&#10;&#10;Description générée automatiquement"/>
-            <wp:cNvGraphicFramePr>
-              <a:graphicFrameLocks xmlns:a="http://schemas.openxmlformats.org/drawingml/2006/main" noChangeAspect="1"/>
-            </wp:cNvGraphicFramePr>
-            <a:graphic xmlns:a="http://schemas.openxmlformats.org/drawingml/2006/main">
-              <a:graphicData uri="http://schemas.openxmlformats.org/drawingml/2006/picture">
-                <pic:pic xmlns:pic="http://schemas.openxmlformats.org/drawingml/2006/picture">
-                  <pic:nvPicPr>
-                    <pic:cNvPr id="248354511" name="Image 1" descr="Une image contenant texte, Police, signe, symbole&#10;&#10;Description générée automatiquement"/>
                     <pic:cNvPicPr/>
                   </pic:nvPicPr>
                   <pic:blipFill>
@@ -1356,7 +1348,7 @@
                   <pic:spPr>
                     <a:xfrm>
                       <a:off x="0" y="0"/>
-                      <a:ext cx="2979985" cy="1644377"/>
+                      <a:ext cx="3300997" cy="2818709"/>
                     </a:xfrm>
                     <a:prstGeom prst="rect">
                       <a:avLst/>
@@ -1368,6 +1360,31 @@
           </wp:inline>
         </w:drawing>
       </w:r>
+    </w:p>
+    <w:p>
+      <w:pPr>
+        <w:jc w:val="center"/>
+        <w:rPr>
+          <w:i/>
+          <w:iCs/>
+          <w:sz w:val="20"/>
+          <w:szCs w:val="20"/>
+        </w:rPr>
+      </w:pPr>
+      <w:r>
+        <w:rPr>
+          <w:i/>
+          <w:iCs/>
+          <w:sz w:val="20"/>
+          <w:szCs w:val="20"/>
+        </w:rPr>
+        <w:t>Venir à l’exposition</w:t>
+      </w:r>
+    </w:p>
+    <w:p>
+      <w:pPr>
+        <w:jc w:val="center"/>
+      </w:pPr>
     </w:p>
     <w:p/>
     <w:p/>
